--- a/blog/pliki/umowa-kupna-sprzedazy-2026.docx
+++ b/blog/pliki/umowa-kupna-sprzedazy-2026.docx
@@ -9,9 +9,126 @@
       <w:r>
         <w:rPr>
           <w:b/>
-          <w:sz w:val="28"/>
+          <w:sz w:val="24"/>
         </w:rPr>
-        <w:t>UMOWA KUPNA - SPRZEDAŻY POJAZDU</w:t>
+        <w:t>UMOWA KUPNA – SPRZEDAŻY POJAZDU</w:t>
+      </w:r>
+    </w:p>
+    <w:p>
+      <w:r>
+        <w:rPr>
+          <w:b w:val="0"/>
+          <w:sz w:val="16"/>
+        </w:rPr>
+        <w:t>Miejscowość, data: ______________________________</w:t>
+      </w:r>
+    </w:p>
+    <w:p>
+      <w:r>
+        <w:rPr>
+          <w:b/>
+          <w:sz w:val="15"/>
+        </w:rPr>
+        <w:t>SPRZEDAJĄCY: Imię i nazwisko / Firma: _________________________ PESEL / NIP: _________________ Adres: _________________________ Tel: _________________</w:t>
+      </w:r>
+    </w:p>
+    <w:p>
+      <w:r>
+        <w:rPr>
+          <w:b w:val="0"/>
+          <w:sz w:val="15"/>
+        </w:rPr>
+        <w:t>WSPÓŁWŁAŚCICIEL (jeśli występuje): Imię i nazwisko: _________________________ PESEL: _________________ Adres: _________________________</w:t>
+      </w:r>
+    </w:p>
+    <w:p>
+      <w:r>
+        <w:rPr>
+          <w:b/>
+          <w:sz w:val="15"/>
+        </w:rPr>
+        <w:t>KUPUJĄCY: Imię i nazwisko / Firma: _________________________ PESEL / NIP: _________________ Adres: _________________________ Tel: _________________</w:t>
+      </w:r>
+    </w:p>
+    <w:p>
+      <w:r>
+        <w:rPr>
+          <w:b/>
+          <w:sz w:val="14"/>
+        </w:rPr>
+        <w:t>§1 PRZEDMIOT UMOWY: Marka/model: _____________ Nr rej.: _____________ VIN: ___________________________ Rok prod.: _______ Nr silnika: ___________ Nr dowodu rej.: _____________ Poj./Moc: ________ Przebieg: ________ km Kolor: ________ Paliwo: ________ Nadwozie: ________ Data przeglądu: ________ OC nr/do: ________ Wyposażenie: ___________________________</w:t>
+      </w:r>
+    </w:p>
+    <w:p>
+      <w:r>
+        <w:rPr>
+          <w:b/>
+          <w:sz w:val="14"/>
+        </w:rPr>
+        <w:t>§2 CENA: 1. Cena ________ zł słownie ______________________________ 2. Płatność: ☐ gotówka ☐ przelew ________________ ☐ inne ________ 3. Kwituję odbiór pojazdu/ceny, chyba że: ________________</w:t>
+      </w:r>
+    </w:p>
+    <w:p>
+      <w:r>
+        <w:rPr>
+          <w:b/>
+          <w:sz w:val="14"/>
+        </w:rPr>
+        <w:t>§3 OŚWIADCZENIA SPRZEDAJĄCEGO: a) właściciel, b) wolny od wad prawnych, zastawów, egzekucji, c) brak ukrytych wad poza: ________, d) licznik zgodny art. 306a k.k.</w:t>
+      </w:r>
+    </w:p>
+    <w:p>
+      <w:r>
+        <w:rPr>
+          <w:b/>
+          <w:sz w:val="14"/>
+        </w:rPr>
+        <w:t>§4 OŚWIADCZENIA KUPUJĄCEGO: a) zapoznał się ze stanem, jazda próbna, b) sprawdził VIN/dokumenty, c) przerejestruje w 30 dni i zgłosi do ubezpieczyciela w 14 dni.</w:t>
+      </w:r>
+    </w:p>
+    <w:p>
+      <w:r>
+        <w:rPr>
+          <w:b/>
+          <w:sz w:val="14"/>
+        </w:rPr>
+        <w:t>§5 WYDANIE I DOKUMENTY: Wydanie niezwłocznie po podpisaniu wraz z: ☐ dowód rej. ☐ karta pojazdu ☐ OC ☐ książka serwisowa ☐ 1 kluczyk ☐ 2 kluczyki ☐ inne: ________ Z chwilą wydania przechodzą ciężary i OC.</w:t>
+      </w:r>
+    </w:p>
+    <w:p>
+      <w:r>
+        <w:rPr>
+          <w:b/>
+          <w:sz w:val="14"/>
+        </w:rPr>
+        <w:t>§6 RĘKOJMIA: Konsument/przedsiębiorca – art. 556 KC. Pozostałe – wyłączenie rękojmi art. 558 §1 KC.</w:t>
+      </w:r>
+    </w:p>
+    <w:p>
+      <w:r>
+        <w:rPr>
+          <w:b/>
+          <w:sz w:val="14"/>
+        </w:rPr>
+        <w:t>§7 RODO: Administratorzy – Strony. Cel – umowa art. 6 ust.1 lit. b RODO + obowiązki podatkowe. Przechowywanie 5 lat. Prawa: dostęp, sprostowanie, ograniczenie, sprzeciw, skarga do PUODO.</w:t>
+      </w:r>
+    </w:p>
+    <w:p>
+      <w:r>
+        <w:rPr>
+          <w:b/>
+          <w:sz w:val="14"/>
+        </w:rPr>
+        <w:t>§8 PCC I KOSZTY: PCC-3 2% opłaca Kupujący w 14 dni w US (nie dotyczy VAT). Koszty rejestracji – Kupujący.</w:t>
+      </w:r>
+    </w:p>
+    <w:p>
+      <w:r>
+        <w:rPr>
+          <w:b/>
+          <w:sz w:val="14"/>
+        </w:rPr>
+        <w:t>§9 KOŃCOWE: Przepisy KC, zmiany pisemnie pod rygorem nieważności, 2 egz. (3 przy współwłaścicielach).</w:t>
       </w:r>
     </w:p>
     <w:p>
@@ -20,315 +137,24 @@
       </w:pPr>
       <w:r>
         <w:rPr>
+          <w:b w:val="0"/>
           <w:sz w:val="16"/>
         </w:rPr>
-        <w:t>Samochodu osobowego / motocykla / innego pojazdu</w:t>
-      </w:r>
-    </w:p>
-    <w:p>
-      <w:pPr/>
-      <w:r>
-        <w:t>Miejscowość, data: ________________________________________________</w:t>
-      </w:r>
-    </w:p>
-    <w:p>
-      <w:r>
-        <w:rPr>
-          <w:b/>
-          <w:sz w:val="22"/>
-        </w:rPr>
-        <w:t>SPRZEDAJĄCY:</w:t>
-      </w:r>
-    </w:p>
-    <w:p>
-      <w:r>
-        <w:t>Imię i nazwisko / Firma: _____________________________________________________________</w:t>
-      </w:r>
-    </w:p>
-    <w:p>
-      <w:r>
-        <w:t>Adres zamieszkania / siedziby: ________________________________________________________________</w:t>
-      </w:r>
-    </w:p>
-    <w:p>
-      <w:r>
-        <w:t>PESEL / NIP: ________________________  Dowód osob. / REGON: ________________________</w:t>
-      </w:r>
-    </w:p>
-    <w:p>
-      <w:r>
-        <w:t>Telefon: ________________________  E-mail: ________________________________________________</w:t>
-      </w:r>
-    </w:p>
-    <w:p>
-      <w:r>
-        <w:t>Numer konta bankowego (opcjonalnie): _____________________________________________________</w:t>
-      </w:r>
-    </w:p>
-    <w:p>
-      <w:r>
-        <w:rPr>
-          <w:b/>
-          <w:sz w:val="22"/>
-        </w:rPr>
-        <w:t>KUPUJĄCY:</w:t>
-      </w:r>
-    </w:p>
-    <w:p>
-      <w:r>
-        <w:t>Imię i nazwisko / Firma: _____________________________________________________________</w:t>
-      </w:r>
-    </w:p>
-    <w:p>
-      <w:r>
-        <w:t>Adres zamieszkania / siedziby: ________________________________________________________________</w:t>
-      </w:r>
-    </w:p>
-    <w:p>
-      <w:r>
-        <w:t>PESEL / NIP: ________________________  Dowód osob. / REGON: ________________________</w:t>
-      </w:r>
-    </w:p>
-    <w:p>
-      <w:r>
-        <w:t>Telefon: ________________________  E-mail: ________________________________________________</w:t>
-      </w:r>
-    </w:p>
-    <w:p>
-      <w:r>
-        <w:t>Numer konta bankowego (opcjonalnie): _____________________________________________________</w:t>
-      </w:r>
-    </w:p>
-    <w:p>
-      <w:r>
-        <w:rPr>
-          <w:b/>
-          <w:sz w:val="22"/>
-        </w:rPr>
-        <w:t>§1 PRZEDMIOT UMOWY</w:t>
-      </w:r>
-    </w:p>
-    <w:p>
-      <w:r>
-        <w:t>Marka i model: _________________________________  Nr rejestracyjny: _________________________________</w:t>
-      </w:r>
-    </w:p>
-    <w:p>
-      <w:r>
-        <w:t>Numer VIN: ___________________________________________________________________________________</w:t>
-      </w:r>
-    </w:p>
-    <w:p>
-      <w:r>
-        <w:t>Rok produkcji: ______________  Pojemność / Moc: ____________ cm3 / ____________ kW / KM</w:t>
-      </w:r>
-    </w:p>
-    <w:p>
-      <w:r>
-        <w:t>Rodzaj paliwa: ____________  Przebieg: ____________ km  Kolor: ____________________________</w:t>
-      </w:r>
-    </w:p>
-    <w:p>
-      <w:r>
-        <w:t>Numer dowodu rejestracyjnego: ________________________  Data ważności przeglądu: ____________________</w:t>
-      </w:r>
-    </w:p>
-    <w:p>
-      <w:r>
-        <w:t>Ubezpieczenie OC: ________________________  Polisa nr: ___________________________________________</w:t>
-      </w:r>
-    </w:p>
-    <w:p>
-      <w:r>
-        <w:t>Wyposażenie dodatkowe / uwagi: ______________________________________________________________</w:t>
-        <w:br/>
-        <w:t>___________________________________________________________________________________</w:t>
-      </w:r>
-    </w:p>
-    <w:p>
-      <w:r>
-        <w:rPr>
-          <w:b/>
-          <w:sz w:val="22"/>
-        </w:rPr>
-        <w:t>§2 CENA I WARUNKI PŁATNOŚCI</w:t>
-      </w:r>
-    </w:p>
-    <w:p>
-      <w:r>
-        <w:t>1. Sprzedający sprzedaje, a Kupujący kupuje pojazd opisany w §1 za cenę ____________ zł (słownie: ______________________________________________________________________ )</w:t>
-      </w:r>
-    </w:p>
-    <w:p>
-      <w:r>
-        <w:t>2. Sposób płatności: ☐ gotówka przy podpisaniu umowy  ☐ przelew na rachunek bankowy ☐ inne: ________________________________</w:t>
-      </w:r>
-    </w:p>
-    <w:p>
-      <w:r>
-        <w:t>3. Kupujący kwituje odbiór pojazdu, a Sprzedający kwituje odbiór ceny w dniu podpisania umowy, chyba że strony ustalą inaczej: ___________________________________________</w:t>
-      </w:r>
-    </w:p>
-    <w:p>
-      <w:r>
-        <w:rPr>
-          <w:b/>
-          <w:sz w:val="22"/>
-        </w:rPr>
-        <w:t>§3 OŚWIADCZENIA STRON</w:t>
-      </w:r>
-    </w:p>
-    <w:p>
-      <w:r>
-        <w:t>1. Sprzedający oświadcza, że:</w:t>
-        <w:br/>
-        <w:t>a) jest właścicielem pojazdu i jest on wolny od wad prawnych i praw osób trzecich,</w:t>
-        <w:br/>
-        <w:t>b) pojazd nie stanowi przedmiotu zabezpieczenia ani nie toczy się wobec niego postępowanie egzekucyjne,</w:t>
-        <w:br/>
-        <w:t>c) pojazd nie ma ukrytych wad technicznych znanych Sprzedającemu, poza: ____________________________</w:t>
-        <w:br/>
-        <w:t>d) przedstawił stan licznika zgodny ze stanem faktycznym (art. 306a k.k.).</w:t>
-      </w:r>
-    </w:p>
-    <w:p>
-      <w:r>
-        <w:t>2. Kupujący oświadcza, że:</w:t>
-        <w:br/>
-        <w:t>a) zapoznał się ze stanem technicznym pojazdu, odbył jazdę próbną i nie wnosi zastrzeżeń,</w:t>
-        <w:br/>
-        <w:t>b) sprawdził zgodność numerów VIN i dokumentów,</w:t>
-        <w:br/>
-        <w:t>c) zobowiązuje się do przerejestrowania pojazdu w ciągu 30 dni (art. 73aa Prawa o ruchu drogowym) i zgłoszenia nabycia do ubezpieczyciela w ciągu 14 dni.</w:t>
-      </w:r>
-    </w:p>
-    <w:p>
-      <w:r>
-        <w:rPr>
-          <w:b/>
-          <w:sz w:val="22"/>
-        </w:rPr>
-        <w:t>§4 ODPOWIEDZIALNOŚĆ I RĘKOJMIA</w:t>
-      </w:r>
-    </w:p>
-    <w:p>
-      <w:r>
-        <w:t>1. Jeżeli Kupującym jest konsument, a Sprzedającym przedsiębiorca, zastosowania mają przepisy o rękojmi (art. 556 i nast. KC). W pozostałych przypadkach strony wyłączają rękojmię (art. 558 §1 KC).</w:t>
-        <w:br/>
-        <w:t>2. Sprzedający nie ponosi odpowiedzialności za wady, o których Kupujący wiedział w chwili zawarcia umowy.</w:t>
-        <w:br/>
-        <w:t>3. Pojazd wydany jest w stanie istniejącym w dniu sprzedaży wraz z: ☐ 1 kluczyk ☐ 2 kluczyki ☐ dowód rej. ☐ karta pojazdu ☐ książka serwisowa ☐ inne: _________________</w:t>
-      </w:r>
-    </w:p>
-    <w:p>
-      <w:r>
-        <w:rPr>
-          <w:b/>
-          <w:sz w:val="22"/>
-        </w:rPr>
-        <w:t>§5 OCHRONA DANYCH OSOBOWYCH (RODO) - AKTUALIZACJA 2026</w:t>
-      </w:r>
-    </w:p>
-    <w:p>
-      <w:r>
-        <w:t>1. Administratorami danych są Strony w zakresie swoich egzemplarzy umowy.</w:t>
-        <w:br/>
-        <w:t>2. Dane przetwarzane są w celu zawarcia i wykonania umowy (art. 6 ust. 1 lit. b RODO) oraz obowiązków podatkowych i komunikacyjnych (art. 74 Ordynacji Podatkowej, Prawo o ruchu drogowym).</w:t>
-        <w:br/>
-        <w:t>3. Dane będą przechowywane przez 5 lat od końca roku podatkowego.</w:t>
-        <w:br/>
-        <w:t>4. Strony mają prawo dostępu, sprostowania, ograniczenia przetwarzania i wniesienia skargi do PUODO.</w:t>
-      </w:r>
-    </w:p>
-    <w:p>
-      <w:r>
-        <w:rPr>
-          <w:b/>
-          <w:sz w:val="22"/>
-        </w:rPr>
-        <w:t>§6 POSTANOWIENIA KOŃCOWE + INFORMACJA O WROOMER.PL</w:t>
-      </w:r>
-    </w:p>
-    <w:p>
-      <w:r>
-        <w:t>1. W sprawach nieuregulowanych zastosowanie mają przepisy Kodeksu Cywilnego.</w:t>
-        <w:br/>
-        <w:t>2. Wszelkie koszty związane z umową, w tym podatek PCC-3 (2%) ponosi Kupujący.</w:t>
-        <w:br/>
-        <w:t>3. Umowa sporządzona w dwóch jednobrzmiących egzemplarzach, po jednym dla każdej ze stron.</w:t>
-        <w:br/>
-        <w:t>4. Strony zgodnie oświadczają, że umowa została zawarta przy pomocy serwisu ogłoszeniowego WROOMER.PL - nowoczesna platforma do bezpiecznej sprzedaży aut w Polsce.</w:t>
-        <w:br/>
-        <w:t>Serwis WROOMER.PL umożliwia: darmowe wystawianie ogłoszeń, wyszukiwarkę po marce, modelu, lokalizacji (np. Katowice, Kraków), filtrowanie Blisko Mnie (GPS), oraz bezpieczny kontakt między stronami. Sprawdź: https://wroomer.pl</w:t>
-        <w:br/>
-        <w:t>Niniejszy wzór umowy został wygenerowany i udostępniony bezpłatnie przez WROOMER.PL i nie stanowi porady prawnej. WROOMER.PL nie jest stroną umowy.</w:t>
-      </w:r>
-    </w:p>
-    <w:p>
-      <w:r>
         <w:br/>
         <w:br/>
-        <w:t>........................................                               ........................................</w:t>
-      </w:r>
-    </w:p>
-    <w:p>
-      <w:pPr>
-        <w:jc w:val="left"/>
-      </w:pPr>
-      <w:r>
-        <w:t>Podpis Sprzedającego                                                                    Podpis Kupującego</w:t>
-      </w:r>
-    </w:p>
-    <w:p>
-      <w:r>
+        <w:t>....................................................                              ....................................................</w:t>
         <w:br/>
-        <w:t>Wzór aktualny na dzień 17.10.2026 | Zgodny z nowelizacją Prawa o ruchu drogowym 2024-2026, PCC | Pobierz więcej wzorów na wroomer.pl/umowa | wroomer.pl</w:t>
-      </w:r>
-    </w:p>
-    <w:p>
-      <w:r>
-        <w:t>Zeskanuj aby przejść do WROOMER.PL:</w:t>
-      </w:r>
-    </w:p>
-    <w:p>
-      <w:r>
-        <w:drawing>
-          <wp:inline xmlns:a="http://schemas.openxmlformats.org/drawingml/2006/main" xmlns:pic="http://schemas.openxmlformats.org/drawingml/2006/picture">
-            <wp:extent cx="900000" cy="900000"/>
-            <wp:docPr id="1" name="Picture 1"/>
-            <wp:cNvGraphicFramePr>
-              <a:graphicFrameLocks noChangeAspect="1"/>
-            </wp:cNvGraphicFramePr>
-            <a:graphic>
-              <a:graphicData uri="http://schemas.openxmlformats.org/drawingml/2006/picture">
-                <pic:pic>
-                  <pic:nvPicPr>
-                    <pic:cNvPr id="0" name="wroomer_qr.png"/>
-                    <pic:cNvPicPr/>
-                  </pic:nvPicPr>
-                  <pic:blipFill>
-                    <a:blip r:embed="rId9"/>
-                    <a:stretch>
-                      <a:fillRect/>
-                    </a:stretch>
-                  </pic:blipFill>
-                  <pic:spPr>
-                    <a:xfrm>
-                      <a:off x="0" y="0"/>
-                      <a:ext cx="900000" cy="900000"/>
-                    </a:xfrm>
-                    <a:prstGeom prst="rect"/>
-                  </pic:spPr>
-                </pic:pic>
-              </a:graphicData>
-            </a:graphic>
-          </wp:inline>
-        </w:drawing>
+        <w:t xml:space="preserve">           SPRZEDAJĄCY                                                  KUPUJĄCY</w:t>
+        <w:br/>
+        <w:br/>
+        <w:t>....................................................                              ....................................................</w:t>
+        <w:br/>
+        <w:t xml:space="preserve">   WSPÓŁWŁAŚCICIEL / WSPÓŁKUPUJĄCY                        WSPÓŁWŁAŚCICIEL / WSPÓŁKUPUJĄCY</w:t>
       </w:r>
     </w:p>
     <w:sectPr>
       <w:pgSz w:w="12240" w:h="15840"/>
-      <w:pgMar w:top="1440" w:right="1800" w:bottom="1440" w:left="1800" w:header="720" w:footer="720" w:gutter="0"/>
+      <w:pgMar w:top="567" w:right="680" w:bottom="454" w:left="680" w:header="720" w:footer="720" w:gutter="0"/>
       <w:cols w:space="720"/>
       <w:docGrid w:linePitch="360"/>
     </w:sectPr>
@@ -699,6 +525,9 @@
     <w:name w:val="Normal"/>
     <w:qFormat/>
     <w:rsid w:val="00FC693F"/>
+    <w:pPr>
+      <w:spacing w:after="40"/>
+    </w:pPr>
     <w:rPr>
       <w:rFonts w:ascii="Calibri" w:hAnsi="Calibri"/>
       <w:sz w:val="16"/>

--- a/blog/pliki/umowa-kupna-sprzedazy-2026.docx
+++ b/blog/pliki/umowa-kupna-sprzedazy-2026.docx
@@ -9,7 +9,7 @@
       <w:r>
         <w:rPr>
           <w:b/>
-          <w:sz w:val="24"/>
+          <w:sz w:val="28"/>
         </w:rPr>
         <w:t>UMOWA KUPNA – SPRZEDAŻY POJAZDU</w:t>
       </w:r>
@@ -18,7 +18,7 @@
       <w:r>
         <w:rPr>
           <w:b w:val="0"/>
-          <w:sz w:val="16"/>
+          <w:sz w:val="20"/>
         </w:rPr>
         <w:t>Miejscowość, data: ______________________________</w:t>
       </w:r>
@@ -27,70 +27,106 @@
       <w:r>
         <w:rPr>
           <w:b/>
-          <w:sz w:val="15"/>
+          <w:sz w:val="22"/>
         </w:rPr>
-        <w:t>SPRZEDAJĄCY: Imię i nazwisko / Firma: _________________________ PESEL / NIP: _________________ Adres: _________________________ Tel: _________________</w:t>
+        <w:t>SPRZEDAJĄCY:</w:t>
       </w:r>
     </w:p>
     <w:p>
       <w:r>
         <w:rPr>
           <w:b w:val="0"/>
-          <w:sz w:val="15"/>
+          <w:sz w:val="20"/>
         </w:rPr>
-        <w:t>WSPÓŁWŁAŚCICIEL (jeśli występuje): Imię i nazwisko: _________________________ PESEL: _________________ Adres: _________________________</w:t>
+        <w:t>Imię i nazwisko / Firma: _________________________ PESEL / NIP: _________________ Adres: _________________________ Tel: _________________ E-mail: _________________ Konto: _________________________</w:t>
+      </w:r>
+    </w:p>
+    <w:p>
+      <w:r>
+        <w:rPr>
+          <w:b w:val="0"/>
+          <w:sz w:val="20"/>
+        </w:rPr>
+        <w:t>WSPÓŁWŁAŚCICIEL: Imię i nazwisko: _________________________ PESEL: _________________ Adres: _________________________</w:t>
       </w:r>
     </w:p>
     <w:p>
       <w:r>
         <w:rPr>
           <w:b/>
-          <w:sz w:val="15"/>
+          <w:sz w:val="22"/>
         </w:rPr>
-        <w:t>KUPUJĄCY: Imię i nazwisko / Firma: _________________________ PESEL / NIP: _________________ Adres: _________________________ Tel: _________________</w:t>
+        <w:t>KUPUJĄCY:</w:t>
+      </w:r>
+    </w:p>
+    <w:p>
+      <w:r>
+        <w:rPr>
+          <w:b w:val="0"/>
+          <w:sz w:val="20"/>
+        </w:rPr>
+        <w:t>Imię i nazwisko / Firma: _________________________ PESEL / NIP: _________________ Adres: _________________________ Tel: _________________ E-mail: _________________</w:t>
       </w:r>
     </w:p>
     <w:p>
       <w:r>
         <w:rPr>
           <w:b/>
-          <w:sz w:val="14"/>
+          <w:sz w:val="22"/>
         </w:rPr>
-        <w:t>§1 PRZEDMIOT UMOWY: Marka/model: _____________ Nr rej.: _____________ VIN: ___________________________ Rok prod.: _______ Nr silnika: ___________ Nr dowodu rej.: _____________ Poj./Moc: ________ Przebieg: ________ km Kolor: ________ Paliwo: ________ Nadwozie: ________ Data przeglądu: ________ OC nr/do: ________ Wyposażenie: ___________________________</w:t>
+        <w:t>§1 PRZEDMIOT UMOWY – POJAZD:</w:t>
+      </w:r>
+    </w:p>
+    <w:p>
+      <w:r>
+        <w:rPr>
+          <w:b w:val="0"/>
+          <w:sz w:val="20"/>
+        </w:rPr>
+        <w:t>Marka/model: _____________ Nr rej.: _____________ VIN: ___________________________ Rok: _______ Nr silnika: ___________ Nr dowodu rej.: _____________ Poj./Moc: ________ Przebieg: ________ km Kolor: ________ Paliwo: ________ Nadwozie: ________ Data przeglądu: ________ OC nr/do: ________ Wyposażenie / uwagi: _______________________________________________________________</w:t>
       </w:r>
     </w:p>
     <w:p>
       <w:r>
         <w:rPr>
           <w:b/>
-          <w:sz w:val="14"/>
+          <w:sz w:val="22"/>
         </w:rPr>
-        <w:t>§2 CENA: 1. Cena ________ zł słownie ______________________________ 2. Płatność: ☐ gotówka ☐ przelew ________________ ☐ inne ________ 3. Kwituję odbiór pojazdu/ceny, chyba że: ________________</w:t>
+        <w:t>§2 CENA I WARUNKI PŁATNOŚCI:</w:t>
+      </w:r>
+    </w:p>
+    <w:p>
+      <w:r>
+        <w:rPr>
+          <w:b w:val="0"/>
+          <w:sz w:val="20"/>
+        </w:rPr>
+        <w:t>1. Cena: ________ zł słownie: ________________________________________ 2. Płatność: ☐ gotówka ☐ przelew na rachunek ________________________ ☐ inne: ________ 3. Kwituję odbiór pojazdu/ceny, chyba że: ________________</w:t>
       </w:r>
     </w:p>
     <w:p>
       <w:r>
         <w:rPr>
           <w:b/>
-          <w:sz w:val="14"/>
+          <w:sz w:val="20"/>
         </w:rPr>
-        <w:t>§3 OŚWIADCZENIA SPRZEDAJĄCEGO: a) właściciel, b) wolny od wad prawnych, zastawów, egzekucji, c) brak ukrytych wad poza: ________, d) licznik zgodny art. 306a k.k.</w:t>
+        <w:t>§3 OŚWIADCZENIA SPRZEDAJĄCEGO: a) właściciel, wolny od wad prawnych, zastawów, egzekucji, b) brak ukrytych wad poza: ________, c) licznik zgodny art. 306a k.k., d) OC ważne/nie – skreślić.</w:t>
       </w:r>
     </w:p>
     <w:p>
       <w:r>
         <w:rPr>
           <w:b/>
-          <w:sz w:val="14"/>
+          <w:sz w:val="20"/>
         </w:rPr>
-        <w:t>§4 OŚWIADCZENIA KUPUJĄCEGO: a) zapoznał się ze stanem, jazda próbna, b) sprawdził VIN/dokumenty, c) przerejestruje w 30 dni i zgłosi do ubezpieczyciela w 14 dni.</w:t>
+        <w:t>§4 OŚWIADCZENIA KUPUJĄCEGO: a) zapoznał się ze stanem, jazda próbna, b) sprawdził VIN/dokumenty, c) przerejestruje w 30 dni i zgłosi do ubezpieczyciela w 14 dni, d) zna stan prawny.</w:t>
       </w:r>
     </w:p>
     <w:p>
       <w:r>
         <w:rPr>
           <w:b/>
-          <w:sz w:val="14"/>
+          <w:sz w:val="20"/>
         </w:rPr>
         <w:t>§5 WYDANIE I DOKUMENTY: Wydanie niezwłocznie po podpisaniu wraz z: ☐ dowód rej. ☐ karta pojazdu ☐ OC ☐ książka serwisowa ☐ 1 kluczyk ☐ 2 kluczyki ☐ inne: ________ Z chwilą wydania przechodzą ciężary i OC.</w:t>
       </w:r>
@@ -99,16 +135,16 @@
       <w:r>
         <w:rPr>
           <w:b/>
-          <w:sz w:val="14"/>
+          <w:sz w:val="20"/>
         </w:rPr>
-        <w:t>§6 RĘKOJMIA: Konsument/przedsiębiorca – art. 556 KC. Pozostałe – wyłączenie rękojmi art. 558 §1 KC.</w:t>
+        <w:t>§6 RĘKOJMIA: Konsument/przedsiębiorca – art. 556 KC. Pozostałe – wyłączenie rękojmi art. 558 §1 KC. Świadomość odp. karnej za zaniżenie ceny.</w:t>
       </w:r>
     </w:p>
     <w:p>
       <w:r>
         <w:rPr>
           <w:b/>
-          <w:sz w:val="14"/>
+          <w:sz w:val="20"/>
         </w:rPr>
         <w:t>§7 RODO: Administratorzy – Strony. Cel – umowa art. 6 ust.1 lit. b RODO + obowiązki podatkowe. Przechowywanie 5 lat. Prawa: dostęp, sprostowanie, ograniczenie, sprzeciw, skarga do PUODO.</w:t>
       </w:r>
@@ -117,7 +153,7 @@
       <w:r>
         <w:rPr>
           <w:b/>
-          <w:sz w:val="14"/>
+          <w:sz w:val="20"/>
         </w:rPr>
         <w:t>§8 PCC I KOSZTY: PCC-3 2% opłaca Kupujący w 14 dni w US (nie dotyczy VAT). Koszty rejestracji – Kupujący.</w:t>
       </w:r>
@@ -126,9 +162,9 @@
       <w:r>
         <w:rPr>
           <w:b/>
-          <w:sz w:val="14"/>
+          <w:sz w:val="20"/>
         </w:rPr>
-        <w:t>§9 KOŃCOWE: Przepisy KC, zmiany pisemnie pod rygorem nieważności, 2 egz. (3 przy współwłaścicielach).</w:t>
+        <w:t>§9 POSTANOWIENIA KOŃCOWE: Przepisy KC, zmiany pisemnie pod rygorem nieważności, 2 egz. (3 przy współwłaścicielach).</w:t>
       </w:r>
     </w:p>
     <w:p>
@@ -138,7 +174,7 @@
       <w:r>
         <w:rPr>
           <w:b w:val="0"/>
-          <w:sz w:val="16"/>
+          <w:sz w:val="20"/>
         </w:rPr>
         <w:br/>
         <w:br/>
@@ -154,7 +190,7 @@
     </w:p>
     <w:sectPr>
       <w:pgSz w:w="12240" w:h="15840"/>
-      <w:pgMar w:top="567" w:right="680" w:bottom="454" w:left="680" w:header="720" w:footer="720" w:gutter="0"/>
+      <w:pgMar w:top="1020" w:right="1020" w:bottom="850" w:left="1020" w:header="720" w:footer="720" w:gutter="0"/>
       <w:cols w:space="720"/>
       <w:docGrid w:linePitch="360"/>
     </w:sectPr>
@@ -526,11 +562,11 @@
     <w:qFormat/>
     <w:rsid w:val="00FC693F"/>
     <w:pPr>
-      <w:spacing w:after="40"/>
+      <w:spacing w:after="80" w:line="276" w:lineRule="auto"/>
     </w:pPr>
     <w:rPr>
       <w:rFonts w:ascii="Calibri" w:hAnsi="Calibri"/>
-      <w:sz w:val="16"/>
+      <w:sz w:val="20"/>
     </w:rPr>
   </w:style>
   <w:style w:type="paragraph" w:styleId="Header">
